--- a/flow/20230927_hours/drafts/2024-03-u/04.03.docx
+++ b/flow/20230927_hours/drafts/2024-03-u/04.03.docx
@@ -4522,23 +4522,141 @@
       </w:r>
     </w:p>
     <w:p>
-      <w:pPr>
-        <w:spacing w:line="240" w:lineRule="auto"/>
-        <w:rPr>
-          <w:rFonts w:ascii="Times New Roman" w:hAnsi="Times New Roman"/>
-          <w:i/>
-          <w:color w:val="FF0000"/>
-          <w:sz w:val="24"/>
-        </w:rPr>
-      </w:pPr>
-      <w:r>
-        <w:rPr>
-          <w:rFonts w:ascii="Times New Roman" w:hAnsi="Times New Roman"/>
-          <w:i/>
-          <w:color w:val="FF0000"/>
-          <w:sz w:val="24"/>
-        </w:rPr>
-        <w:t xml:space="preserve">Тропар </w:t>
+      <w:r>
+        <w:rPr>
+          <w:rFonts w:ascii="Times New Roman" w:hAnsi="Times New Roman"/>
+          <w:i/>
+          <w:color w:val="FF0000"/>
+          <w:sz w:val="24"/>
+        </w:rPr>
+        <w:t>Тропар (г. 8):</w:t>
+      </w:r>
+      <w:r>
+        <w:rPr>
+          <w:rFonts w:ascii="Times New Roman" w:hAnsi="Times New Roman"/>
+          <w:sz w:val="24"/>
+        </w:rPr>
+        <w:t xml:space="preserve"> В постах – безплотне, у чуваннях – сильне,</w:t>
+      </w:r>
+      <w:r>
+        <w:rPr>
+          <w:rFonts w:ascii="Times New Roman" w:hAnsi="Times New Roman"/>
+          <w:sz w:val="24"/>
+          <w:highlight w:val="white"/>
+        </w:rPr>
+        <w:t>*</w:t>
+      </w:r>
+      <w:r>
+        <w:rPr>
+          <w:rFonts w:ascii="Times New Roman" w:hAnsi="Times New Roman"/>
+          <w:sz w:val="24"/>
+        </w:rPr>
+        <w:t xml:space="preserve"> в спокусах – непереможне і в молитвах – безупинне,</w:t>
+      </w:r>
+      <w:r>
+        <w:rPr>
+          <w:rFonts w:ascii="Times New Roman" w:hAnsi="Times New Roman"/>
+          <w:sz w:val="24"/>
+          <w:highlight w:val="white"/>
+        </w:rPr>
+        <w:t>*</w:t>
+      </w:r>
+      <w:r>
+        <w:rPr>
+          <w:rFonts w:ascii="Times New Roman" w:hAnsi="Times New Roman"/>
+          <w:sz w:val="24"/>
+        </w:rPr>
+        <w:t xml:space="preserve"> у всьому ж – зібране життя провадячи,</w:t>
+      </w:r>
+      <w:r>
+        <w:rPr>
+          <w:rFonts w:ascii="Times New Roman" w:hAnsi="Times New Roman"/>
+          <w:sz w:val="24"/>
+          <w:highlight w:val="white"/>
+        </w:rPr>
+        <w:t>*</w:t>
+      </w:r>
+      <w:r>
+        <w:rPr>
+          <w:rFonts w:ascii="Times New Roman" w:hAnsi="Times New Roman"/>
+          <w:sz w:val="24"/>
+        </w:rPr>
+        <w:t xml:space="preserve"> богоносний отче Герасиме,</w:t>
+      </w:r>
+      <w:r>
+        <w:rPr>
+          <w:rFonts w:ascii="Times New Roman" w:hAnsi="Times New Roman"/>
+          <w:sz w:val="24"/>
+          <w:highlight w:val="white"/>
+        </w:rPr>
+        <w:t>*</w:t>
+      </w:r>
+      <w:r>
+        <w:rPr>
+          <w:rFonts w:ascii="Times New Roman" w:hAnsi="Times New Roman"/>
+          <w:sz w:val="24"/>
+        </w:rPr>
+        <w:t xml:space="preserve"> ангелів здивував єси і бісівські полчища прогнав.</w:t>
+      </w:r>
+      <w:r>
+        <w:rPr>
+          <w:rFonts w:ascii="Times New Roman" w:hAnsi="Times New Roman"/>
+          <w:sz w:val="24"/>
+          <w:highlight w:val="white"/>
+        </w:rPr>
+        <w:t>*</w:t>
+      </w:r>
+      <w:r>
+        <w:rPr>
+          <w:rFonts w:ascii="Times New Roman" w:hAnsi="Times New Roman"/>
+          <w:sz w:val="24"/>
+        </w:rPr>
+        <w:t xml:space="preserve"> Вірних же серця звеселяєш, блаженний,</w:t>
+      </w:r>
+      <w:r>
+        <w:rPr>
+          <w:rFonts w:ascii="Times New Roman" w:hAnsi="Times New Roman"/>
+          <w:sz w:val="24"/>
+          <w:highlight w:val="white"/>
+        </w:rPr>
+        <w:t>*</w:t>
+      </w:r>
+      <w:r>
+        <w:rPr>
+          <w:rFonts w:ascii="Times New Roman" w:hAnsi="Times New Roman"/>
+          <w:sz w:val="24"/>
+        </w:rPr>
+        <w:t xml:space="preserve"> тому й звір впокорився тобі.</w:t>
+      </w:r>
+      <w:r>
+        <w:rPr>
+          <w:rFonts w:ascii="Times New Roman" w:hAnsi="Times New Roman"/>
+          <w:sz w:val="24"/>
+          <w:highlight w:val="white"/>
+        </w:rPr>
+        <w:t>*</w:t>
+      </w:r>
+      <w:r>
+        <w:rPr>
+          <w:rFonts w:ascii="Times New Roman" w:hAnsi="Times New Roman"/>
+          <w:sz w:val="24"/>
+        </w:rPr>
+        <w:t xml:space="preserve"> Ти ж, дерзновення до Бога маючи,</w:t>
+      </w:r>
+      <w:r>
+        <w:rPr>
+          <w:rFonts w:ascii="Times New Roman" w:hAnsi="Times New Roman"/>
+          <w:sz w:val="24"/>
+          <w:highlight w:val="white"/>
+        </w:rPr>
+        <w:t>*</w:t>
+      </w:r>
+      <w:r>
+        <w:rPr>
+          <w:rFonts w:ascii="Times New Roman" w:hAnsi="Times New Roman"/>
+          <w:sz w:val="24"/>
+        </w:rPr>
+        <w:t xml:space="preserve"> моли, щоб спаслися душі наші.</w:t>
       </w:r>
     </w:p>
     <w:p>
@@ -4948,23 +5066,103 @@
       </w:r>
     </w:p>
     <w:p>
-      <w:pPr>
-        <w:spacing w:line="240" w:lineRule="auto"/>
-        <w:rPr>
-          <w:rFonts w:ascii="Times New Roman" w:hAnsi="Times New Roman"/>
-          <w:i/>
-          <w:color w:val="FF0000"/>
-          <w:sz w:val="24"/>
-        </w:rPr>
-      </w:pPr>
-      <w:r>
-        <w:rPr>
-          <w:rFonts w:ascii="Times New Roman" w:hAnsi="Times New Roman"/>
-          <w:i/>
-          <w:color w:val="FF0000"/>
-          <w:sz w:val="24"/>
-        </w:rPr>
-        <w:t xml:space="preserve">Кондак </w:t>
+      <w:r>
+        <w:rPr>
+          <w:rFonts w:ascii="Times New Roman" w:hAnsi="Times New Roman"/>
+          <w:i/>
+          <w:color w:val="FF0000"/>
+          <w:sz w:val="24"/>
+        </w:rPr>
+        <w:t>Кондак (г. 4):</w:t>
+      </w:r>
+      <w:r>
+        <w:rPr>
+          <w:rFonts w:ascii="Times New Roman" w:hAnsi="Times New Roman"/>
+          <w:sz w:val="24"/>
+        </w:rPr>
+        <w:t xml:space="preserve"> Запалився ти дбанням про вишнє,</w:t>
+      </w:r>
+      <w:r>
+        <w:rPr>
+          <w:rFonts w:ascii="Times New Roman" w:hAnsi="Times New Roman"/>
+          <w:sz w:val="24"/>
+          <w:highlight w:val="white"/>
+        </w:rPr>
+        <w:t>*</w:t>
+      </w:r>
+      <w:r>
+        <w:rPr>
+          <w:rFonts w:ascii="Times New Roman" w:hAnsi="Times New Roman"/>
+          <w:sz w:val="24"/>
+        </w:rPr>
+        <w:t xml:space="preserve"> жорстокість йорданської</w:t>
+      </w:r>
+      <w:r>
+        <w:rPr>
+          <w:rFonts w:ascii="Times New Roman" w:hAnsi="Times New Roman"/>
+          <w:sz w:val="24"/>
+        </w:rPr>
+        <w:t xml:space="preserve"> пустелі понад всі насолоди світу поставив єси.</w:t>
+      </w:r>
+      <w:r>
+        <w:rPr>
+          <w:rFonts w:ascii="Times New Roman" w:hAnsi="Times New Roman"/>
+          <w:sz w:val="24"/>
+          <w:highlight w:val="white"/>
+        </w:rPr>
+        <w:t>*</w:t>
+      </w:r>
+      <w:r>
+        <w:rPr>
+          <w:rFonts w:ascii="Times New Roman" w:hAnsi="Times New Roman"/>
+          <w:sz w:val="24"/>
+        </w:rPr>
+        <w:t xml:space="preserve"> Тому впокорився тобі звір аж до смерті, отче,</w:t>
+      </w:r>
+      <w:r>
+        <w:rPr>
+          <w:rFonts w:ascii="Times New Roman" w:hAnsi="Times New Roman"/>
+          <w:sz w:val="24"/>
+          <w:highlight w:val="white"/>
+        </w:rPr>
+        <w:t>*</w:t>
+      </w:r>
+      <w:r>
+        <w:rPr>
+          <w:rFonts w:ascii="Times New Roman" w:hAnsi="Times New Roman"/>
+          <w:sz w:val="24"/>
+        </w:rPr>
+        <w:t xml:space="preserve"> послушний і жалобний на гробі помер твоїм,</w:t>
+      </w:r>
+      <w:r>
+        <w:rPr>
+          <w:rFonts w:ascii="Times New Roman" w:hAnsi="Times New Roman"/>
+          <w:sz w:val="24"/>
+          <w:highlight w:val="white"/>
+        </w:rPr>
+        <w:t>*</w:t>
+      </w:r>
+      <w:r>
+        <w:rPr>
+          <w:rFonts w:ascii="Times New Roman" w:hAnsi="Times New Roman"/>
+          <w:sz w:val="24"/>
+        </w:rPr>
+        <w:t xml:space="preserve"> якого Бог так прославив,</w:t>
+      </w:r>
+      <w:r>
+        <w:rPr>
+          <w:rFonts w:ascii="Times New Roman" w:hAnsi="Times New Roman"/>
+          <w:sz w:val="24"/>
+          <w:highlight w:val="white"/>
+        </w:rPr>
+        <w:t>*</w:t>
+      </w:r>
+      <w:r>
+        <w:rPr>
+          <w:rFonts w:ascii="Times New Roman" w:hAnsi="Times New Roman"/>
+          <w:sz w:val="24"/>
+        </w:rPr>
+        <w:t xml:space="preserve"> до Нього молячись, і нас, отче Герасиме, поминай.</w:t>
       </w:r>
     </w:p>
     <w:p>
@@ -10172,23 +10370,141 @@
       </w:r>
     </w:p>
     <w:p>
-      <w:pPr>
-        <w:spacing w:line="240" w:lineRule="auto"/>
-        <w:rPr>
-          <w:rFonts w:ascii="Times New Roman" w:hAnsi="Times New Roman"/>
-          <w:i/>
-          <w:color w:val="FF0000"/>
-          <w:sz w:val="24"/>
-        </w:rPr>
-      </w:pPr>
-      <w:r>
-        <w:rPr>
-          <w:rFonts w:ascii="Times New Roman" w:hAnsi="Times New Roman"/>
-          <w:i/>
-          <w:color w:val="FF0000"/>
-          <w:sz w:val="24"/>
-        </w:rPr>
-        <w:t xml:space="preserve">Тропар </w:t>
+      <w:r>
+        <w:rPr>
+          <w:rFonts w:ascii="Times New Roman" w:hAnsi="Times New Roman"/>
+          <w:i/>
+          <w:color w:val="FF0000"/>
+          <w:sz w:val="24"/>
+        </w:rPr>
+        <w:t>Тропар (г. 8):</w:t>
+      </w:r>
+      <w:r>
+        <w:rPr>
+          <w:rFonts w:ascii="Times New Roman" w:hAnsi="Times New Roman"/>
+          <w:sz w:val="24"/>
+        </w:rPr>
+        <w:t xml:space="preserve"> В постах – безплотне, у чуваннях – сильне,</w:t>
+      </w:r>
+      <w:r>
+        <w:rPr>
+          <w:rFonts w:ascii="Times New Roman" w:hAnsi="Times New Roman"/>
+          <w:sz w:val="24"/>
+          <w:highlight w:val="white"/>
+        </w:rPr>
+        <w:t>*</w:t>
+      </w:r>
+      <w:r>
+        <w:rPr>
+          <w:rFonts w:ascii="Times New Roman" w:hAnsi="Times New Roman"/>
+          <w:sz w:val="24"/>
+        </w:rPr>
+        <w:t xml:space="preserve"> в спокусах – непереможне і в молитвах – безупинне,</w:t>
+      </w:r>
+      <w:r>
+        <w:rPr>
+          <w:rFonts w:ascii="Times New Roman" w:hAnsi="Times New Roman"/>
+          <w:sz w:val="24"/>
+          <w:highlight w:val="white"/>
+        </w:rPr>
+        <w:t>*</w:t>
+      </w:r>
+      <w:r>
+        <w:rPr>
+          <w:rFonts w:ascii="Times New Roman" w:hAnsi="Times New Roman"/>
+          <w:sz w:val="24"/>
+        </w:rPr>
+        <w:t xml:space="preserve"> у всьому ж – зібране життя провадячи,</w:t>
+      </w:r>
+      <w:r>
+        <w:rPr>
+          <w:rFonts w:ascii="Times New Roman" w:hAnsi="Times New Roman"/>
+          <w:sz w:val="24"/>
+          <w:highlight w:val="white"/>
+        </w:rPr>
+        <w:t>*</w:t>
+      </w:r>
+      <w:r>
+        <w:rPr>
+          <w:rFonts w:ascii="Times New Roman" w:hAnsi="Times New Roman"/>
+          <w:sz w:val="24"/>
+        </w:rPr>
+        <w:t xml:space="preserve"> богоносний отче Герасиме,</w:t>
+      </w:r>
+      <w:r>
+        <w:rPr>
+          <w:rFonts w:ascii="Times New Roman" w:hAnsi="Times New Roman"/>
+          <w:sz w:val="24"/>
+          <w:highlight w:val="white"/>
+        </w:rPr>
+        <w:t>*</w:t>
+      </w:r>
+      <w:r>
+        <w:rPr>
+          <w:rFonts w:ascii="Times New Roman" w:hAnsi="Times New Roman"/>
+          <w:sz w:val="24"/>
+        </w:rPr>
+        <w:t xml:space="preserve"> ангелів здивував єси і бісівські полчища прогнав.</w:t>
+      </w:r>
+      <w:r>
+        <w:rPr>
+          <w:rFonts w:ascii="Times New Roman" w:hAnsi="Times New Roman"/>
+          <w:sz w:val="24"/>
+          <w:highlight w:val="white"/>
+        </w:rPr>
+        <w:t>*</w:t>
+      </w:r>
+      <w:r>
+        <w:rPr>
+          <w:rFonts w:ascii="Times New Roman" w:hAnsi="Times New Roman"/>
+          <w:sz w:val="24"/>
+        </w:rPr>
+        <w:t xml:space="preserve"> Вірних же серця звеселяєш, блаженний,</w:t>
+      </w:r>
+      <w:r>
+        <w:rPr>
+          <w:rFonts w:ascii="Times New Roman" w:hAnsi="Times New Roman"/>
+          <w:sz w:val="24"/>
+          <w:highlight w:val="white"/>
+        </w:rPr>
+        <w:t>*</w:t>
+      </w:r>
+      <w:r>
+        <w:rPr>
+          <w:rFonts w:ascii="Times New Roman" w:hAnsi="Times New Roman"/>
+          <w:sz w:val="24"/>
+        </w:rPr>
+        <w:t xml:space="preserve"> тому й звір впокорився тобі.</w:t>
+      </w:r>
+      <w:r>
+        <w:rPr>
+          <w:rFonts w:ascii="Times New Roman" w:hAnsi="Times New Roman"/>
+          <w:sz w:val="24"/>
+          <w:highlight w:val="white"/>
+        </w:rPr>
+        <w:t>*</w:t>
+      </w:r>
+      <w:r>
+        <w:rPr>
+          <w:rFonts w:ascii="Times New Roman" w:hAnsi="Times New Roman"/>
+          <w:sz w:val="24"/>
+        </w:rPr>
+        <w:t xml:space="preserve"> Ти ж, дерзновення до Бога маючи,</w:t>
+      </w:r>
+      <w:r>
+        <w:rPr>
+          <w:rFonts w:ascii="Times New Roman" w:hAnsi="Times New Roman"/>
+          <w:sz w:val="24"/>
+          <w:highlight w:val="white"/>
+        </w:rPr>
+        <w:t>*</w:t>
+      </w:r>
+      <w:r>
+        <w:rPr>
+          <w:rFonts w:ascii="Times New Roman" w:hAnsi="Times New Roman"/>
+          <w:sz w:val="24"/>
+        </w:rPr>
+        <w:t xml:space="preserve"> моли, щоб спаслися душі наші.</w:t>
       </w:r>
     </w:p>
     <w:p>
@@ -10662,23 +10978,103 @@
       </w:r>
     </w:p>
     <w:p>
-      <w:pPr>
-        <w:spacing w:line="240" w:lineRule="auto"/>
-        <w:rPr>
-          <w:rFonts w:ascii="Times New Roman" w:hAnsi="Times New Roman"/>
-          <w:i/>
-          <w:color w:val="FF0000"/>
-          <w:sz w:val="24"/>
-        </w:rPr>
-      </w:pPr>
-      <w:r>
-        <w:rPr>
-          <w:rFonts w:ascii="Times New Roman" w:hAnsi="Times New Roman"/>
-          <w:i/>
-          <w:color w:val="FF0000"/>
-          <w:sz w:val="24"/>
-        </w:rPr>
-        <w:t xml:space="preserve">Кондак </w:t>
+      <w:r>
+        <w:rPr>
+          <w:rFonts w:ascii="Times New Roman" w:hAnsi="Times New Roman"/>
+          <w:i/>
+          <w:color w:val="FF0000"/>
+          <w:sz w:val="24"/>
+        </w:rPr>
+        <w:t>Кондак (г. 4):</w:t>
+      </w:r>
+      <w:r>
+        <w:rPr>
+          <w:rFonts w:ascii="Times New Roman" w:hAnsi="Times New Roman"/>
+          <w:sz w:val="24"/>
+        </w:rPr>
+        <w:t xml:space="preserve"> Запалився ти дбанням про вишнє,</w:t>
+      </w:r>
+      <w:r>
+        <w:rPr>
+          <w:rFonts w:ascii="Times New Roman" w:hAnsi="Times New Roman"/>
+          <w:sz w:val="24"/>
+          <w:highlight w:val="white"/>
+        </w:rPr>
+        <w:t>*</w:t>
+      </w:r>
+      <w:r>
+        <w:rPr>
+          <w:rFonts w:ascii="Times New Roman" w:hAnsi="Times New Roman"/>
+          <w:sz w:val="24"/>
+        </w:rPr>
+        <w:t xml:space="preserve"> жорстокість йорданської</w:t>
+      </w:r>
+      <w:r>
+        <w:rPr>
+          <w:rFonts w:ascii="Times New Roman" w:hAnsi="Times New Roman"/>
+          <w:sz w:val="24"/>
+        </w:rPr>
+        <w:t xml:space="preserve"> пустелі понад всі насолоди світу поставив єси.</w:t>
+      </w:r>
+      <w:r>
+        <w:rPr>
+          <w:rFonts w:ascii="Times New Roman" w:hAnsi="Times New Roman"/>
+          <w:sz w:val="24"/>
+          <w:highlight w:val="white"/>
+        </w:rPr>
+        <w:t>*</w:t>
+      </w:r>
+      <w:r>
+        <w:rPr>
+          <w:rFonts w:ascii="Times New Roman" w:hAnsi="Times New Roman"/>
+          <w:sz w:val="24"/>
+        </w:rPr>
+        <w:t xml:space="preserve"> Тому впокорився тобі звір аж до смерті, отче,</w:t>
+      </w:r>
+      <w:r>
+        <w:rPr>
+          <w:rFonts w:ascii="Times New Roman" w:hAnsi="Times New Roman"/>
+          <w:sz w:val="24"/>
+          <w:highlight w:val="white"/>
+        </w:rPr>
+        <w:t>*</w:t>
+      </w:r>
+      <w:r>
+        <w:rPr>
+          <w:rFonts w:ascii="Times New Roman" w:hAnsi="Times New Roman"/>
+          <w:sz w:val="24"/>
+        </w:rPr>
+        <w:t xml:space="preserve"> послушний і жалобний на гробі помер твоїм,</w:t>
+      </w:r>
+      <w:r>
+        <w:rPr>
+          <w:rFonts w:ascii="Times New Roman" w:hAnsi="Times New Roman"/>
+          <w:sz w:val="24"/>
+          <w:highlight w:val="white"/>
+        </w:rPr>
+        <w:t>*</w:t>
+      </w:r>
+      <w:r>
+        <w:rPr>
+          <w:rFonts w:ascii="Times New Roman" w:hAnsi="Times New Roman"/>
+          <w:sz w:val="24"/>
+        </w:rPr>
+        <w:t xml:space="preserve"> якого Бог так прославив,</w:t>
+      </w:r>
+      <w:r>
+        <w:rPr>
+          <w:rFonts w:ascii="Times New Roman" w:hAnsi="Times New Roman"/>
+          <w:sz w:val="24"/>
+          <w:highlight w:val="white"/>
+        </w:rPr>
+        <w:t>*</w:t>
+      </w:r>
+      <w:r>
+        <w:rPr>
+          <w:rFonts w:ascii="Times New Roman" w:hAnsi="Times New Roman"/>
+          <w:sz w:val="24"/>
+        </w:rPr>
+        <w:t xml:space="preserve"> до Нього молячись, і нас, отче Герасиме, поминай.</w:t>
       </w:r>
     </w:p>
     <w:p>
